--- a/modelos_unificados/PropostaAvulso.docx
+++ b/modelos_unificados/PropostaAvulso.docx
@@ -108,7 +108,7 @@
       </w:r>
       <w:proofErr w:type="spellStart"/>
       <w:r>
-        <w:t>${data_extenso}</w:t>
+        <w:t>${data_emissao_extenso}</w:t>
       </w:r>
       <w:proofErr w:type="spellEnd"/>
       <w:r>
@@ -240,7 +240,7 @@
       </w:r>
       <w:proofErr w:type="spellStart"/>
       <w:r>
-        <w:t>${celular_cliente}</w:t>
+        <w:t>${whatsapp_cliente}</w:t>
       </w:r>
       <w:proofErr w:type="spellEnd"/>
       <w:r>
@@ -445,7 +445,7 @@
           <w:b/>
           <w:bCs/>
         </w:rPr>
-        <w:t>##TEMP_${empresa}##</w:t>
+        <w:t>##TEMP_${empresa_nome}##</w:t>
       </w:r>
       <w:r>
         <w:t xml:space="preserve"> é referência em serviços topográficos de alta precisão. Com vasta experiência e histórico sólido de projetos concluídos, garantimos segurança e exatidão em cada medição.</w:t>
@@ -497,7 +497,7 @@
           <w:i/>
           <w:iCs/>
         </w:rPr>
-        <w:t>##TEMP_${finalidade}##</w:t>
+        <w:t>##TEMP_${finalidade_obra}##</w:t>
       </w:r>
     </w:p>
     <w:p>
@@ -593,7 +593,7 @@
         </w:numPr>
       </w:pPr>
       <w:r>
-        <w:t>ART – Anotação de Responsabilidade Técnica emitida pela ##TEMP_${empresa}##, cadastrada no CREA-MG.</w:t>
+        <w:t>ART – Anotação de Responsabilidade Técnica emitida pela ##TEMP_${empresa_nome}##, cadastrada no CREA-MG.</w:t>
       </w:r>
     </w:p>
     <w:p>
@@ -899,7 +899,7 @@
         <w:t>Veículo:</w:t>
       </w:r>
       <w:r>
-        <w:t xml:space="preserve"> ${Veiculo}</w:t>
+        <w:t xml:space="preserve"> ${veiculo}</w:t>
       </w:r>
     </w:p>
     <w:p>
@@ -948,7 +948,7 @@
         <w:t>GPS:</w:t>
       </w:r>
       <w:r>
-        <w:t xml:space="preserve"> ${GPS}</w:t>
+        <w:t xml:space="preserve"> ${gps}</w:t>
       </w:r>
     </w:p>
     <w:p>
@@ -966,7 +966,7 @@
         <w:t>Drone:</w:t>
       </w:r>
       <w:r>
-        <w:t xml:space="preserve"> ${Drone}</w:t>
+        <w:t xml:space="preserve"> ${drone}</w:t>
       </w:r>
     </w:p>
     <w:p>
@@ -1112,7 +1112,7 @@
           <w:b/>
           <w:bCs/>
         </w:rPr>
-        <w:t>${valor_extenso}</w:t>
+        <w:t>${valor_total_extenso}</w:t>
       </w:r>
       <w:proofErr w:type="spellEnd"/>
       <w:r>
@@ -1341,7 +1341,7 @@
         <w:t>Banco:</w:t>
       </w:r>
       <w:r>
-        <w:t xml:space="preserve"> ${Banco}</w:t>
+        <w:t xml:space="preserve"> ${banco_nome}</w:t>
       </w:r>
     </w:p>
     <w:p>
@@ -1359,7 +1359,7 @@
         <w:t>Agência:</w:t>
       </w:r>
       <w:r>
-        <w:t xml:space="preserve"> ${Agencia}</w:t>
+        <w:t xml:space="preserve"> ${banco_agencia}</w:t>
       </w:r>
     </w:p>
     <w:p>
@@ -1377,7 +1377,7 @@
         <w:t>Conta Corrente:</w:t>
       </w:r>
       <w:r>
-        <w:t xml:space="preserve"> ${Conta}</w:t>
+        <w:t xml:space="preserve"> ${banco_conta}</w:t>
       </w:r>
     </w:p>
     <w:p>
@@ -1395,7 +1395,7 @@
         <w:t>Titular:</w:t>
       </w:r>
       <w:r>
-        <w:t xml:space="preserve"> ##TEMP_${empresa}##</w:t>
+        <w:t xml:space="preserve"> ##TEMP_${empresa_nome}##</w:t>
       </w:r>
     </w:p>
     <w:p>
@@ -1410,10 +1410,10 @@
           <w:b/>
           <w:bCs/>
         </w:rPr>
-        <w:t>${cnpj}:</w:t>
-      </w:r>
-      <w:r>
-        <w:t xml:space="preserve"> ##TEMP_${cnpj}##</w:t>
+        <w:t>${empresa_cnpj}:</w:t>
+      </w:r>
+      <w:r>
+        <w:t xml:space="preserve"> ##TEMP_${empresa_cnpj}##</w:t>
       </w:r>
     </w:p>
     <w:p>
@@ -1490,7 +1490,7 @@
           <w:b/>
           <w:bCs/>
         </w:rPr>
-        <w:t>##TEMP_${empresa}##</w:t>
+        <w:t>##TEMP_${empresa_nome}##</w:t>
       </w:r>
       <w:r>
         <w:t xml:space="preserve"> possui em seu DNA uma sólida experiência técnica na execução de serviços topográficos aplicados às mais diversas demandas da engenharia, infraestrutura e regularização territorial. Aliamos os fundamentos da topografia clássica às tecnologias modernas de aquisição e processamento de dados geoespaciais, garantindo resultados confiáveis e compatíveis com as exigências técnicas e normativas vigentes.</w:t>
@@ -1543,7 +1543,7 @@
           <w:bCs/>
         </w:rPr>
         <w:lastRenderedPageBreak/>
-        <w:t>##TEMP_${empresa}##</w:t>
+        <w:t>##TEMP_${empresa_nome}##</w:t>
       </w:r>
       <w:r>
         <w:t xml:space="preserve"> </w:t>
